--- a/data/exports/area-under-the-curves_revision_notes.docx
+++ b/data/exports/area-under-the-curves_revision_notes.docx
@@ -189,7 +189,7 @@
                 <w:color w:val="2D3748"/>
                 <w:sz w:val="19"/>
               </w:rPr>
-              <w:t>Area Under The Curves - Core Application</w:t>
+              <w:t>Area Under The Curves — Standard Calculations &amp; Problem Archetypes</w:t>
             </w:r>
           </w:p>
         </w:tc>
@@ -209,7 +209,7 @@
               <w:rPr>
                 <w:sz w:val="19"/>
               </w:rPr>
-              <w:t>170 PYQs</w:t>
+              <w:t>95 PYQs</w:t>
             </w:r>
           </w:p>
         </w:tc>
@@ -230,7 +230,181 @@
                 <w:color w:val="718096"/>
                 <w:sz w:val="19"/>
               </w:rPr>
-              <w:t>General Concept</w:t>
+              <w:t>Quantitative Analysis</w:t>
+            </w:r>
+          </w:p>
+        </w:tc>
+      </w:tr>
+      <w:tr>
+        <w:tc>
+          <w:tcPr>
+            <w:tcW w:type="dxa" w:w="2160"/>
+            <w:shd w:fill="FFFFFF"/>
+            <w:tcMar>
+              <w:top w:w="80" w:type="dxa"/>
+              <w:bottom w:w="80" w:type="dxa"/>
+              <w:left w:w="150" w:type="dxa"/>
+              <w:right w:w="150" w:type="dxa"/>
+            </w:tcMar>
+          </w:tcPr>
+          <w:p>
+            <w:r>
+              <w:rPr>
+                <w:b/>
+                <w:color w:val="C53030"/>
+                <w:sz w:val="19"/>
+              </w:rPr>
+              <w:t>Very High</w:t>
+            </w:r>
+          </w:p>
+        </w:tc>
+        <w:tc>
+          <w:tcPr>
+            <w:tcW w:type="dxa" w:w="4320"/>
+            <w:shd w:fill="FFFFFF"/>
+            <w:tcMar>
+              <w:top w:w="80" w:type="dxa"/>
+              <w:bottom w:w="80" w:type="dxa"/>
+              <w:left w:w="150" w:type="dxa"/>
+              <w:right w:w="150" w:type="dxa"/>
+            </w:tcMar>
+          </w:tcPr>
+          <w:p>
+            <w:r>
+              <w:rPr>
+                <w:b/>
+                <w:color w:val="2D3748"/>
+                <w:sz w:val="19"/>
+              </w:rPr>
+              <w:t>Area Under The Curves — Applied Cases, Reactions &amp; Traps</w:t>
+            </w:r>
+          </w:p>
+        </w:tc>
+        <w:tc>
+          <w:tcPr>
+            <w:tcW w:type="dxa" w:w="1728"/>
+            <w:shd w:fill="FFFFFF"/>
+            <w:tcMar>
+              <w:top w:w="80" w:type="dxa"/>
+              <w:bottom w:w="80" w:type="dxa"/>
+              <w:left w:w="150" w:type="dxa"/>
+              <w:right w:w="150" w:type="dxa"/>
+            </w:tcMar>
+          </w:tcPr>
+          <w:p>
+            <w:r>
+              <w:rPr>
+                <w:sz w:val="19"/>
+              </w:rPr>
+              <w:t>39 PYQs</w:t>
+            </w:r>
+          </w:p>
+        </w:tc>
+        <w:tc>
+          <w:tcPr>
+            <w:tcW w:type="dxa" w:w="1872"/>
+            <w:shd w:fill="FFFFFF"/>
+            <w:tcMar>
+              <w:top w:w="80" w:type="dxa"/>
+              <w:bottom w:w="80" w:type="dxa"/>
+              <w:left w:w="150" w:type="dxa"/>
+              <w:right w:w="150" w:type="dxa"/>
+            </w:tcMar>
+          </w:tcPr>
+          <w:p>
+            <w:r>
+              <w:rPr>
+                <w:color w:val="718096"/>
+                <w:sz w:val="19"/>
+              </w:rPr>
+              <w:t>Applied Topics</w:t>
+            </w:r>
+          </w:p>
+        </w:tc>
+      </w:tr>
+      <w:tr>
+        <w:tc>
+          <w:tcPr>
+            <w:tcW w:type="dxa" w:w="2160"/>
+            <w:shd w:fill="F7FAFC"/>
+            <w:tcMar>
+              <w:top w:w="80" w:type="dxa"/>
+              <w:bottom w:w="80" w:type="dxa"/>
+              <w:left w:w="150" w:type="dxa"/>
+              <w:right w:w="150" w:type="dxa"/>
+            </w:tcMar>
+          </w:tcPr>
+          <w:p>
+            <w:r>
+              <w:rPr>
+                <w:b/>
+                <w:color w:val="C53030"/>
+                <w:sz w:val="19"/>
+              </w:rPr>
+              <w:t>Very High</w:t>
+            </w:r>
+          </w:p>
+        </w:tc>
+        <w:tc>
+          <w:tcPr>
+            <w:tcW w:type="dxa" w:w="4320"/>
+            <w:shd w:fill="F7FAFC"/>
+            <w:tcMar>
+              <w:top w:w="80" w:type="dxa"/>
+              <w:bottom w:w="80" w:type="dxa"/>
+              <w:left w:w="150" w:type="dxa"/>
+              <w:right w:w="150" w:type="dxa"/>
+            </w:tcMar>
+          </w:tcPr>
+          <w:p>
+            <w:r>
+              <w:rPr>
+                <w:b/>
+                <w:color w:val="2D3748"/>
+                <w:sz w:val="19"/>
+              </w:rPr>
+              <w:t>Area Under The Curves — Core Principles &amp; Governing Laws</w:t>
+            </w:r>
+          </w:p>
+        </w:tc>
+        <w:tc>
+          <w:tcPr>
+            <w:tcW w:type="dxa" w:w="1728"/>
+            <w:shd w:fill="F7FAFC"/>
+            <w:tcMar>
+              <w:top w:w="80" w:type="dxa"/>
+              <w:bottom w:w="80" w:type="dxa"/>
+              <w:left w:w="150" w:type="dxa"/>
+              <w:right w:w="150" w:type="dxa"/>
+            </w:tcMar>
+          </w:tcPr>
+          <w:p>
+            <w:r>
+              <w:rPr>
+                <w:sz w:val="19"/>
+              </w:rPr>
+              <w:t>37 PYQs</w:t>
+            </w:r>
+          </w:p>
+        </w:tc>
+        <w:tc>
+          <w:tcPr>
+            <w:tcW w:type="dxa" w:w="1872"/>
+            <w:shd w:fill="F7FAFC"/>
+            <w:tcMar>
+              <w:top w:w="80" w:type="dxa"/>
+              <w:bottom w:w="80" w:type="dxa"/>
+              <w:left w:w="150" w:type="dxa"/>
+              <w:right w:w="150" w:type="dxa"/>
+            </w:tcMar>
+          </w:tcPr>
+          <w:p>
+            <w:r>
+              <w:rPr>
+                <w:color w:val="718096"/>
+                <w:sz w:val="19"/>
+              </w:rPr>
+              <w:t>Core Principle</w:t>
             </w:r>
           </w:p>
         </w:tc>
@@ -311,6 +485,144 @@
           </w:p>
         </w:tc>
       </w:tr>
+      <w:tr>
+        <w:tc>
+          <w:tcPr>
+            <w:tcW w:type="dxa" w:w="3600"/>
+            <w:shd w:fill="F7FAFC"/>
+            <w:tcMar>
+              <w:top w:w="100" w:type="dxa"/>
+              <w:bottom w:w="100" w:type="dxa"/>
+              <w:left w:w="150" w:type="dxa"/>
+              <w:right w:w="150" w:type="dxa"/>
+            </w:tcMar>
+          </w:tcPr>
+          <w:p>
+            <w:r>
+              <w:rPr>
+                <w:b/>
+                <w:color w:val="1A365D"/>
+                <w:sz w:val="19"/>
+              </w:rPr>
+              <w:t>Area Under The Curves — Standard Calculations &amp; Problem Archetypes</w:t>
+            </w:r>
+          </w:p>
+        </w:tc>
+        <w:tc>
+          <w:tcPr>
+            <w:tcW w:type="dxa" w:w="6480"/>
+            <w:shd w:fill="F7FAFC"/>
+            <w:tcMar>
+              <w:top w:w="100" w:type="dxa"/>
+              <w:bottom w:w="100" w:type="dxa"/>
+              <w:left w:w="150" w:type="dxa"/>
+              <w:right w:w="150" w:type="dxa"/>
+            </w:tcMar>
+          </w:tcPr>
+          <w:p>
+            <w:r>
+              <w:rPr>
+                <w:rFonts w:ascii="Cambria Math" w:hAnsi="Cambria Math"/>
+                <w:color w:val="2D3748"/>
+                <w:sz w:val="19"/>
+              </w:rPr>
+              <w:t>\int_{0}^{1}(\sqrt{x}-x)dx, \quad (y-2)^{2}=x-1,, \quad y=x^{2}</w:t>
+            </w:r>
+          </w:p>
+        </w:tc>
+      </w:tr>
+      <w:tr>
+        <w:tc>
+          <w:tcPr>
+            <w:tcW w:type="dxa" w:w="3600"/>
+            <w:shd w:fill="FFFFFF"/>
+            <w:tcMar>
+              <w:top w:w="100" w:type="dxa"/>
+              <w:bottom w:w="100" w:type="dxa"/>
+              <w:left w:w="150" w:type="dxa"/>
+              <w:right w:w="150" w:type="dxa"/>
+            </w:tcMar>
+          </w:tcPr>
+          <w:p>
+            <w:r>
+              <w:rPr>
+                <w:b/>
+                <w:color w:val="1A365D"/>
+                <w:sz w:val="19"/>
+              </w:rPr>
+              <w:t>Area Under The Curves — Applied Cases, Reactions &amp; Traps</w:t>
+            </w:r>
+          </w:p>
+        </w:tc>
+        <w:tc>
+          <w:tcPr>
+            <w:tcW w:type="dxa" w:w="6480"/>
+            <w:shd w:fill="FFFFFF"/>
+            <w:tcMar>
+              <w:top w:w="100" w:type="dxa"/>
+              <w:bottom w:w="100" w:type="dxa"/>
+              <w:left w:w="150" w:type="dxa"/>
+              <w:right w:w="150" w:type="dxa"/>
+            </w:tcMar>
+          </w:tcPr>
+          <w:p>
+            <w:r>
+              <w:rPr>
+                <w:rFonts w:ascii="Cambria Math" w:hAnsi="Cambria Math"/>
+                <w:color w:val="2D3748"/>
+                <w:sz w:val="19"/>
+              </w:rPr>
+              <w:t>y=3x,2y=27-3x, \quad y=|\alpha x-5|-|1-\alpha x|+\alpha x^{2}, \quad {(x,y):x-2y+4⩾0,x+2y^{2}⩾0,x+4y^{2} \le 8,y⩾0}</w:t>
+            </w:r>
+          </w:p>
+        </w:tc>
+      </w:tr>
+      <w:tr>
+        <w:tc>
+          <w:tcPr>
+            <w:tcW w:type="dxa" w:w="3600"/>
+            <w:shd w:fill="F7FAFC"/>
+            <w:tcMar>
+              <w:top w:w="100" w:type="dxa"/>
+              <w:bottom w:w="100" w:type="dxa"/>
+              <w:left w:w="150" w:type="dxa"/>
+              <w:right w:w="150" w:type="dxa"/>
+            </w:tcMar>
+          </w:tcPr>
+          <w:p>
+            <w:r>
+              <w:rPr>
+                <w:b/>
+                <w:color w:val="1A365D"/>
+                <w:sz w:val="19"/>
+              </w:rPr>
+              <w:t>Area Under The Curves — Core Principles &amp; Governing Laws</w:t>
+            </w:r>
+          </w:p>
+        </w:tc>
+        <w:tc>
+          <w:tcPr>
+            <w:tcW w:type="dxa" w:w="6480"/>
+            <w:shd w:fill="F7FAFC"/>
+            <w:tcMar>
+              <w:top w:w="100" w:type="dxa"/>
+              <w:bottom w:w="100" w:type="dxa"/>
+              <w:left w:w="150" w:type="dxa"/>
+              <w:right w:w="150" w:type="dxa"/>
+            </w:tcMar>
+          </w:tcPr>
+          <w:p>
+            <w:r>
+              <w:rPr>
+                <w:rFonts w:ascii="Cambria Math" w:hAnsi="Cambria Math"/>
+                <w:color w:val="2D3748"/>
+                <w:sz w:val="19"/>
+              </w:rPr>
+              <w:t>is equal to __________., \quad \Rightarrow y=\frac{-4 \pm \sqrt{16+16}}{2}, \quad g(x)=[\begin{aligned} x^{2} &amp; x \ge 0 \\ x &amp; x&lt;0 \end{aligned}</w:t>
+            </w:r>
+          </w:p>
+        </w:tc>
+      </w:tr>
     </w:tbl>
     <w:p>
       <w:pPr>
@@ -338,7 +650,7 @@
           <w:color w:val="2B6CB0"/>
           <w:sz w:val="24"/>
         </w:rPr>
-        <w:t>3.1 Area Under The Curves - Core Application (Very High Yield — 170 PYQs)</w:t>
+        <w:t>3.1 Area Under The Curves — Standard Calculations &amp; Problem Archetypes (Very High Yield — 95 PYQs)</w:t>
       </w:r>
     </w:p>
     <w:p>
@@ -353,7 +665,7 @@
         <w:rPr>
           <w:sz w:val="20"/>
         </w:rPr>
-        <w:t>Key problem pattern in Area Under The Curves.</w:t>
+        <w:t>Quantitative numerical problem-solving techniques and standard question patterns frequently seen in Area Under The Curves.</w:t>
       </w:r>
     </w:p>
     <w:tbl>
@@ -391,7 +703,7 @@
                 <w:color w:val="2D3748"/>
                 <w:sz w:val="19"/>
               </w:rPr>
-              <w:t>Watch for algebraic and sign errors.</w:t>
+              <w:t>Watch for algebraic rounding, stoichiometric balancing, and boundary condition checks.</w:t>
             </w:r>
           </w:p>
         </w:tc>
@@ -432,7 +744,7 @@
                 <w:color w:val="2D3748"/>
                 <w:sz w:val="19"/>
               </w:rPr>
-              <w:t>Verify dimensions and boundary conditions.</w:t>
+              <w:t>Dimensional consistency checks and ratio comparisons can quickly eliminate incorrect options.</w:t>
             </w:r>
           </w:p>
         </w:tc>
@@ -539,6 +851,422 @@
     </w:p>
     <w:p>
       <w:pPr>
+        <w:pStyle w:val="Heading2"/>
+      </w:pPr>
+      <w:r>
+        <w:rPr>
+          <w:color w:val="2B6CB0"/>
+          <w:sz w:val="24"/>
+        </w:rPr>
+        <w:t>3.2 Area Under The Curves — Applied Cases, Reactions &amp; Traps (Very High Yield — 39 PYQs)</w:t>
+      </w:r>
+    </w:p>
+    <w:p>
+      <w:r>
+        <w:rPr>
+          <w:b/>
+          <w:sz w:val="20"/>
+        </w:rPr>
+        <w:t xml:space="preserve">Core Principle: </w:t>
+      </w:r>
+      <w:r>
+        <w:rPr>
+          <w:sz w:val="20"/>
+        </w:rPr>
+        <w:t>Special cases, experimental observations, and conceptual traps designed to test deep understanding of Area Under The Curves.</w:t>
+      </w:r>
+    </w:p>
+    <w:tbl>
+      <w:tblPr>
+        <w:tblW w:type="auto" w:w="0"/>
+        <w:jc w:val="center"/>
+        <w:tblLook w:firstColumn="1" w:firstRow="1" w:lastColumn="0" w:lastRow="0" w:noHBand="0" w:noVBand="1" w:val="04A0"/>
+      </w:tblPr>
+      <w:tblGrid>
+        <w:gridCol w:w="10080"/>
+      </w:tblGrid>
+      <w:tr>
+        <w:tc>
+          <w:tcPr>
+            <w:tcW w:type="dxa" w:w="10080"/>
+            <w:shd w:fill="FFF5F5"/>
+            <w:tcMar>
+              <w:top w:w="100" w:type="dxa"/>
+              <w:bottom w:w="100" w:type="dxa"/>
+              <w:left w:w="150" w:type="dxa"/>
+              <w:right w:w="150" w:type="dxa"/>
+            </w:tcMar>
+          </w:tcPr>
+          <w:p>
+            <w:r>
+              <w:rPr>
+                <w:b/>
+                <w:color w:val="C53030"/>
+                <w:sz w:val="19"/>
+              </w:rPr>
+              <w:t xml:space="preserve">⚠️ Common Trap / JEE Pitfall: </w:t>
+            </w:r>
+            <w:r>
+              <w:rPr>
+                <w:color w:val="2D3748"/>
+                <w:sz w:val="19"/>
+              </w:rPr>
+              <w:t>Read questions carefully for keywords like 'incorrect', 'not true', or non-standard conditions.</w:t>
+            </w:r>
+          </w:p>
+        </w:tc>
+      </w:tr>
+    </w:tbl>
+    <w:tbl>
+      <w:tblPr>
+        <w:tblW w:type="auto" w:w="0"/>
+        <w:jc w:val="center"/>
+        <w:tblLook w:firstColumn="1" w:firstRow="1" w:lastColumn="0" w:lastRow="0" w:noHBand="0" w:noVBand="1" w:val="04A0"/>
+      </w:tblPr>
+      <w:tblGrid>
+        <w:gridCol w:w="10080"/>
+      </w:tblGrid>
+      <w:tr>
+        <w:tc>
+          <w:tcPr>
+            <w:tcW w:type="dxa" w:w="10080"/>
+            <w:shd w:fill="F0FFF4"/>
+            <w:tcMar>
+              <w:top w:w="100" w:type="dxa"/>
+              <w:bottom w:w="100" w:type="dxa"/>
+              <w:left w:w="150" w:type="dxa"/>
+              <w:right w:w="150" w:type="dxa"/>
+            </w:tcMar>
+          </w:tcPr>
+          <w:p>
+            <w:r>
+              <w:rPr>
+                <w:b/>
+                <w:color w:val="276749"/>
+                <w:sz w:val="19"/>
+              </w:rPr>
+              <w:t xml:space="preserve">💡 Speed Hack / Trick: </w:t>
+            </w:r>
+            <w:r>
+              <w:rPr>
+                <w:color w:val="2D3748"/>
+                <w:sz w:val="19"/>
+              </w:rPr>
+              <w:t>Elimination of extreme or unphysical answer choices improves accuracy in assertion-reason and multiple-statement questions.</w:t>
+            </w:r>
+          </w:p>
+        </w:tc>
+      </w:tr>
+    </w:tbl>
+    <w:p>
+      <w:pPr>
+        <w:spacing w:before="120" w:after="40"/>
+      </w:pPr>
+      <w:r>
+        <w:rPr>
+          <w:b/>
+          <w:color w:val="1A365D"/>
+          <w:sz w:val="19"/>
+        </w:rPr>
+        <w:t>Source PYQs testing this concept:</w:t>
+      </w:r>
+    </w:p>
+    <w:p>
+      <w:pPr>
+        <w:pStyle w:val="ListBullet"/>
+        <w:spacing w:after="40"/>
+      </w:pPr>
+      <w:r>
+        <w:rPr>
+          <w:b/>
+          <w:sz w:val="18"/>
+        </w:rPr>
+        <w:t xml:space="preserve">[2026 Evening Shift] Q#2 (MCQ): </w:t>
+      </w:r>
+      <w:r>
+        <w:rPr>
+          <w:sz w:val="18"/>
+        </w:rPr>
+        <w:t xml:space="preserve">"Let f(α) denote the area of the region in the first quadrant bounded by x=0,x=1,y^2=x and $y=|\alpha x-5|-|1-\alpha x|+\alpha x^{..."  </w:t>
+      </w:r>
+      <w:r>
+        <w:rPr>
+          <w:b/>
+          <w:color w:val="2B6CB0"/>
+          <w:sz w:val="18"/>
+        </w:rPr>
+        <w:t>[Ans: N/A]</w:t>
+      </w:r>
+    </w:p>
+    <w:p>
+      <w:pPr>
+        <w:pStyle w:val="ListBullet"/>
+        <w:spacing w:after="40"/>
+      </w:pPr>
+      <w:r>
+        <w:rPr>
+          <w:b/>
+          <w:sz w:val="18"/>
+        </w:rPr>
+        <w:t xml:space="preserve">[2026 Evening Shift] Q#2 (Numerical): </w:t>
+      </w:r>
+      <w:r>
+        <w:rPr>
+          <w:sz w:val="18"/>
+        </w:rPr>
+        <w:t xml:space="preserve">"If the area of the region bounded by 16x^2-9y^2=144 and 8x-3y=24 is A , then 3(A+6log_(e)(3)) is equal to ________...."  </w:t>
+      </w:r>
+      <w:r>
+        <w:rPr>
+          <w:b/>
+          <w:color w:val="2B6CB0"/>
+          <w:sz w:val="18"/>
+        </w:rPr>
+        <w:t>[Ans: 24]</w:t>
+      </w:r>
+    </w:p>
+    <w:p>
+      <w:pPr>
+        <w:pStyle w:val="ListBullet"/>
+        <w:spacing w:after="40"/>
+      </w:pPr>
+      <w:r>
+        <w:rPr>
+          <w:b/>
+          <w:sz w:val="18"/>
+        </w:rPr>
+        <w:t xml:space="preserve">[2026 Morning Shift] Q#3 (MCQ): </w:t>
+      </w:r>
+      <w:r>
+        <w:rPr>
+          <w:sz w:val="18"/>
+        </w:rPr>
+        <w:t xml:space="preserve">"The area of the region (x,y):0 ≤ y ≤ 6-x,y^2 ≥ 4x-3,x ≥ 0 is :..."  </w:t>
+      </w:r>
+      <w:r>
+        <w:rPr>
+          <w:b/>
+          <w:color w:val="2B6CB0"/>
+          <w:sz w:val="18"/>
+        </w:rPr>
+        <w:t>[Ans: B]</w:t>
+      </w:r>
+    </w:p>
+    <w:p>
+      <w:pPr>
+        <w:spacing w:after="120"/>
+      </w:pPr>
+    </w:p>
+    <w:p>
+      <w:pPr>
+        <w:pStyle w:val="Heading2"/>
+      </w:pPr>
+      <w:r>
+        <w:rPr>
+          <w:color w:val="2B6CB0"/>
+          <w:sz w:val="24"/>
+        </w:rPr>
+        <w:t>3.3 Area Under The Curves — Core Principles &amp; Governing Laws (Very High Yield — 37 PYQs)</w:t>
+      </w:r>
+    </w:p>
+    <w:p>
+      <w:r>
+        <w:rPr>
+          <w:b/>
+          <w:sz w:val="20"/>
+        </w:rPr>
+        <w:t xml:space="preserve">Core Principle: </w:t>
+      </w:r>
+      <w:r>
+        <w:rPr>
+          <w:sz w:val="20"/>
+        </w:rPr>
+        <w:t>Fundamental definitions, core postulates, and governing physical/chemical relations in Area Under The Curves.</w:t>
+      </w:r>
+    </w:p>
+    <w:tbl>
+      <w:tblPr>
+        <w:tblW w:type="auto" w:w="0"/>
+        <w:jc w:val="center"/>
+        <w:tblLook w:firstColumn="1" w:firstRow="1" w:lastColumn="0" w:lastRow="0" w:noHBand="0" w:noVBand="1" w:val="04A0"/>
+      </w:tblPr>
+      <w:tblGrid>
+        <w:gridCol w:w="10080"/>
+      </w:tblGrid>
+      <w:tr>
+        <w:tc>
+          <w:tcPr>
+            <w:tcW w:type="dxa" w:w="10080"/>
+            <w:shd w:fill="FFF5F5"/>
+            <w:tcMar>
+              <w:top w:w="100" w:type="dxa"/>
+              <w:bottom w:w="100" w:type="dxa"/>
+              <w:left w:w="150" w:type="dxa"/>
+              <w:right w:w="150" w:type="dxa"/>
+            </w:tcMar>
+          </w:tcPr>
+          <w:p>
+            <w:r>
+              <w:rPr>
+                <w:b/>
+                <w:color w:val="C53030"/>
+                <w:sz w:val="19"/>
+              </w:rPr>
+              <w:t xml:space="preserve">⚠️ Common Trap / JEE Pitfall: </w:t>
+            </w:r>
+            <w:r>
+              <w:rPr>
+                <w:color w:val="2D3748"/>
+                <w:sz w:val="19"/>
+              </w:rPr>
+              <w:t>Carefully verify units, standard reference states, and sign conventions in Area Under The Curves.</w:t>
+            </w:r>
+          </w:p>
+        </w:tc>
+      </w:tr>
+    </w:tbl>
+    <w:tbl>
+      <w:tblPr>
+        <w:tblW w:type="auto" w:w="0"/>
+        <w:jc w:val="center"/>
+        <w:tblLook w:firstColumn="1" w:firstRow="1" w:lastColumn="0" w:lastRow="0" w:noHBand="0" w:noVBand="1" w:val="04A0"/>
+      </w:tblPr>
+      <w:tblGrid>
+        <w:gridCol w:w="10080"/>
+      </w:tblGrid>
+      <w:tr>
+        <w:tc>
+          <w:tcPr>
+            <w:tcW w:type="dxa" w:w="10080"/>
+            <w:shd w:fill="F0FFF4"/>
+            <w:tcMar>
+              <w:top w:w="100" w:type="dxa"/>
+              <w:bottom w:w="100" w:type="dxa"/>
+              <w:left w:w="150" w:type="dxa"/>
+              <w:right w:w="150" w:type="dxa"/>
+            </w:tcMar>
+          </w:tcPr>
+          <w:p>
+            <w:r>
+              <w:rPr>
+                <w:b/>
+                <w:color w:val="276749"/>
+                <w:sz w:val="19"/>
+              </w:rPr>
+              <w:t xml:space="preserve">💡 Speed Hack / Trick: </w:t>
+            </w:r>
+            <w:r>
+              <w:rPr>
+                <w:color w:val="2D3748"/>
+                <w:sz w:val="19"/>
+              </w:rPr>
+              <w:t>Focus on high-yield formulas and standard limiting approximations tested in Area Under The Curves PYQs.</w:t>
+            </w:r>
+          </w:p>
+        </w:tc>
+      </w:tr>
+    </w:tbl>
+    <w:p>
+      <w:pPr>
+        <w:spacing w:before="120" w:after="40"/>
+      </w:pPr>
+      <w:r>
+        <w:rPr>
+          <w:b/>
+          <w:color w:val="1A365D"/>
+          <w:sz w:val="19"/>
+        </w:rPr>
+        <w:t>Source PYQs testing this concept:</w:t>
+      </w:r>
+    </w:p>
+    <w:p>
+      <w:pPr>
+        <w:pStyle w:val="ListBullet"/>
+        <w:spacing w:after="40"/>
+      </w:pPr>
+      <w:r>
+        <w:rPr>
+          <w:b/>
+          <w:sz w:val="18"/>
+        </w:rPr>
+        <w:t xml:space="preserve">[2026 Morning Shift] Q#3 (MCQ): </w:t>
+      </w:r>
+      <w:r>
+        <w:rPr>
+          <w:sz w:val="18"/>
+        </w:rPr>
+        <w:t xml:space="preserve">"The area of the region (x,y):y ≤ π-|x|,y ≤ |xsinx|,y ≥ 0 is:..."  </w:t>
+      </w:r>
+      <w:r>
+        <w:rPr>
+          <w:b/>
+          <w:color w:val="2B6CB0"/>
+          <w:sz w:val="18"/>
+        </w:rPr>
+        <w:t>[Ans: B]</w:t>
+      </w:r>
+    </w:p>
+    <w:p>
+      <w:pPr>
+        <w:pStyle w:val="ListBullet"/>
+        <w:spacing w:after="40"/>
+      </w:pPr>
+      <w:r>
+        <w:rPr>
+          <w:b/>
+          <w:sz w:val="18"/>
+        </w:rPr>
+        <w:t xml:space="preserve">[2026 Morning Shift] Q#3 (MCQ): </w:t>
+      </w:r>
+      <w:r>
+        <w:rPr>
+          <w:sz w:val="18"/>
+        </w:rPr>
+        <w:t xml:space="preserve">"Let A_(1) be the bounded area enclosed by the curves y=x^2+2,x+y=8 and y -axis that lies in the first quadrant. Let A_(2) be the b..."  </w:t>
+      </w:r>
+      <w:r>
+        <w:rPr>
+          <w:b/>
+          <w:color w:val="2B6CB0"/>
+          <w:sz w:val="18"/>
+        </w:rPr>
+        <w:t>[Ans: N/A]</w:t>
+      </w:r>
+    </w:p>
+    <w:p>
+      <w:pPr>
+        <w:pStyle w:val="ListBullet"/>
+        <w:spacing w:after="40"/>
+      </w:pPr>
+      <w:r>
+        <w:rPr>
+          <w:b/>
+          <w:sz w:val="18"/>
+        </w:rPr>
+        <w:t xml:space="preserve">[2026 Morning Shift] Q#3 (Numerical): </w:t>
+      </w:r>
+      <w:r>
+        <w:rPr>
+          <w:sz w:val="18"/>
+        </w:rPr>
+        <w:t xml:space="preserve">"Let the area of the region bounded by the curve y=maxsinx,cosx , lines x=0,x=(3π / 2) , and the x -axis be A . Then, A+A^2..."  </w:t>
+      </w:r>
+      <w:r>
+        <w:rPr>
+          <w:b/>
+          <w:color w:val="2B6CB0"/>
+          <w:sz w:val="18"/>
+        </w:rPr>
+        <w:t>[Ans: 12]</w:t>
+      </w:r>
+    </w:p>
+    <w:p>
+      <w:pPr>
+        <w:spacing w:after="120"/>
+      </w:pPr>
+    </w:p>
+    <w:p>
+      <w:pPr>
         <w:pStyle w:val="Heading1"/>
       </w:pPr>
       <w:r>
@@ -612,6 +1340,202 @@
               <w:t>Solution Analysis:</w:t>
               <w:br/>
               <w:t>f(x)+3f((π / 2)-x)=sinx...(1) Now replace x by (π / 2)-x in (1). This is a standard NCERT step to get a second equation in the same two terms. ⇒ f((π / 2)-x)+3f(x)=cosx...(2) Now we solve the two linear equations (1) and (2) to find f(x) . Multiply (1) by 3 : 3f(x)+9f((π / 2)-x)=3sinx...(3) Subtract (2) from (3): (3f(x)-3f(x))+(9-1)f((π / 2)-x)=3sinx-cosx 8f((π / 2)-x)=3sinx-cosx Now put x → (π / 2)-x in this result to get f(x) : 8f(x)=3cosx-sinx f(x)=(1 / 8)(3cosx-sinx) To find the maximum value, write 3cosx-sinx in the form Rcos(x+ϕ) , where R=√(3^2)+(-1)^2=√(10) . So the maximum value of 3cosx-sinx is √(10) . f_(max)=\frac√(10)8 y=g(x) y=h(x) intersect as shown in the figure The curves are g(x)=x^2 and ℎ(x)=β x^3 with β&gt;0 . Their points of intersection come from x^2=β x^3 : x^2=β x^3 ⇒ x^2(1-β x)=0 ⇒ x=0andx=(1 / β) For 0 β x^3(sinceβ x&lt;1),sotℎeareabetweentℎecurvesistℎeintegralof(x^2-β x^3)from0to(1 / β). ∴ Area bounded=Δ=|∫_(0)^(1 / β)(β x^3-x^2)dx| =|[\fracβ x^44-\fracx^33]_(0)^1/β| =|((β / 4) · \frac1β^4-(1 / 3) · \frac1β^3)| =|(\frac14β^3-\frac13β^3)|=\frac112β^3=α^2(given) ⇒ \frac112β^3=(\frac√(10)8)^2=(10 / 64)=(5 / 32) ⇒ β^3=(1 / 12) · (32 / 5)=(8 / 15) ⇒ 30β^3=30 · (8 / 15)=16</w:t>
+            </w:r>
+          </w:p>
+        </w:tc>
+      </w:tr>
+    </w:tbl>
+    <w:p>
+      <w:pPr>
+        <w:spacing w:after="120"/>
+      </w:pPr>
+    </w:p>
+    <w:p>
+      <w:pPr>
+        <w:spacing w:before="160" w:after="40"/>
+      </w:pPr>
+      <w:r>
+        <w:rPr>
+          <w:b/>
+          <w:color w:val="1A365D"/>
+          <w:sz w:val="22"/>
+        </w:rPr>
+        <w:t>Benchmark Problem 2: JEE Main 2026 (Online) 2nd April Evening Shift (Q#2)</w:t>
+      </w:r>
+    </w:p>
+    <w:p>
+      <w:pPr>
+        <w:spacing w:after="80"/>
+      </w:pPr>
+      <w:r>
+        <w:rPr>
+          <w:sz w:val="20"/>
+        </w:rPr>
+        <w:t>If the area of the region bounded by 16x^2-9y^2=144 and 8x-3y=24 is A , then 3(A+6log_(e)(3)) is equal to ________.</w:t>
+      </w:r>
+    </w:p>
+    <w:tbl>
+      <w:tblPr>
+        <w:tblW w:type="auto" w:w="0"/>
+        <w:jc w:val="center"/>
+        <w:tblLook w:firstColumn="1" w:firstRow="1" w:lastColumn="0" w:lastRow="0" w:noHBand="0" w:noVBand="1" w:val="04A0"/>
+      </w:tblPr>
+      <w:tblGrid>
+        <w:gridCol w:w="10080"/>
+      </w:tblGrid>
+      <w:tr>
+        <w:tc>
+          <w:tcPr>
+            <w:tcW w:type="dxa" w:w="10080"/>
+            <w:shd w:fill="F7FAFC"/>
+            <w:tcMar>
+              <w:top w:w="100" w:type="dxa"/>
+              <w:bottom w:w="100" w:type="dxa"/>
+              <w:left w:w="150" w:type="dxa"/>
+              <w:right w:w="150" w:type="dxa"/>
+            </w:tcMar>
+          </w:tcPr>
+          <w:p>
+            <w:r>
+              <w:rPr>
+                <w:b/>
+                <w:color w:val="1A365D"/>
+                <w:sz w:val="19"/>
+              </w:rPr>
+              <w:t>Correct Answer: 24</w:t>
+              <w:br/>
+            </w:r>
+            <w:r>
+              <w:rPr>
+                <w:color w:val="2D3748"/>
+                <w:sz w:val="18"/>
+              </w:rPr>
+              <w:t>Solution Analysis:</w:t>
+              <w:br/>
+              <w:t>16x^2-9y^2=144 16x^2-(8x-24)^2=144 16x^2-64(x-3)^2=144 → x^2-4(x-3)^2=9 3x^2-24x+45 → x^2-8x+15=0 x=3,5 Area=∫_(3)^5√(\frac16x^2)-1449-(1 / 2) · 2 · (16 / 3) =(4 / 3)∫_(3)^5√(x^2)-9-(16 / 3) =(4 / 3)((x / 2)√(x^2)-9-(9 / 2)log_(e)(x+√(x^2)-9))_(3)^5-(16 / 3) =(4 / 3)((5 / 2) · 4-(9 / 2)log_(e)9-(3 / 2) · 0+(9 / 2)log_(e)3)-(16 / 3) Area=8-6log_(e)3=A ∴ A+6ℓ n3=8 ⇒ 3(A+6ℓ n3)=24</w:t>
+            </w:r>
+          </w:p>
+        </w:tc>
+      </w:tr>
+    </w:tbl>
+    <w:p>
+      <w:pPr>
+        <w:spacing w:after="120"/>
+      </w:pPr>
+    </w:p>
+    <w:p>
+      <w:pPr>
+        <w:spacing w:before="160" w:after="40"/>
+      </w:pPr>
+      <w:r>
+        <w:rPr>
+          <w:b/>
+          <w:color w:val="1A365D"/>
+          <w:sz w:val="22"/>
+        </w:rPr>
+        <w:t>Benchmark Problem 3: JEE Main 2026 (Online) 4th April Morning Shift (Q#3)</w:t>
+      </w:r>
+    </w:p>
+    <w:p>
+      <w:pPr>
+        <w:spacing w:after="80"/>
+      </w:pPr>
+      <w:r>
+        <w:rPr>
+          <w:sz w:val="20"/>
+        </w:rPr>
+        <w:t>The area of the region (x,y):y ≤ π-|x|,y ≤ |xsinx|,y ≥ 0 is:</w:t>
+      </w:r>
+    </w:p>
+    <w:p>
+      <w:pPr>
+        <w:pStyle w:val="ListBullet"/>
+        <w:spacing w:after="20"/>
+      </w:pPr>
+      <w:r>
+        <w:rPr>
+          <w:sz w:val="19"/>
+        </w:rPr>
+        <w:t>(A) 1+\fracπ^28</w:t>
+      </w:r>
+    </w:p>
+    <w:p>
+      <w:pPr>
+        <w:pStyle w:val="ListBullet"/>
+        <w:spacing w:after="20"/>
+      </w:pPr>
+      <w:r>
+        <w:rPr>
+          <w:b/>
+          <w:color w:val="276749"/>
+          <w:sz w:val="19"/>
+        </w:rPr>
+        <w:t>(B) 2+\fracπ^24</w:t>
+      </w:r>
+    </w:p>
+    <w:p>
+      <w:pPr>
+        <w:pStyle w:val="ListBullet"/>
+        <w:spacing w:after="20"/>
+      </w:pPr>
+      <w:r>
+        <w:rPr>
+          <w:sz w:val="19"/>
+        </w:rPr>
+        <w:t>(C) \fracπ^28-1</w:t>
+      </w:r>
+    </w:p>
+    <w:p>
+      <w:pPr>
+        <w:pStyle w:val="ListBullet"/>
+        <w:spacing w:after="20"/>
+      </w:pPr>
+      <w:r>
+        <w:rPr>
+          <w:sz w:val="19"/>
+        </w:rPr>
+        <w:t>(D) 4+\fracπ^22</w:t>
+      </w:r>
+    </w:p>
+    <w:tbl>
+      <w:tblPr>
+        <w:tblW w:type="auto" w:w="0"/>
+        <w:jc w:val="center"/>
+        <w:tblLook w:firstColumn="1" w:firstRow="1" w:lastColumn="0" w:lastRow="0" w:noHBand="0" w:noVBand="1" w:val="04A0"/>
+      </w:tblPr>
+      <w:tblGrid>
+        <w:gridCol w:w="10080"/>
+      </w:tblGrid>
+      <w:tr>
+        <w:tc>
+          <w:tcPr>
+            <w:tcW w:type="dxa" w:w="10080"/>
+            <w:shd w:fill="F7FAFC"/>
+            <w:tcMar>
+              <w:top w:w="100" w:type="dxa"/>
+              <w:bottom w:w="100" w:type="dxa"/>
+              <w:left w:w="150" w:type="dxa"/>
+              <w:right w:w="150" w:type="dxa"/>
+            </w:tcMar>
+          </w:tcPr>
+          <w:p>
+            <w:r>
+              <w:rPr>
+                <w:b/>
+                <w:color w:val="1A365D"/>
+                <w:sz w:val="19"/>
+              </w:rPr>
+              <w:t>Correct Answer: B</w:t>
+              <w:br/>
+            </w:r>
+            <w:r>
+              <w:rPr>
+                <w:color w:val="2D3748"/>
+                <w:sz w:val="18"/>
+              </w:rPr>
+              <w:t>Solution Analysis:</w:t>
+              <w:br/>
+              <w:t>We need the area of the region (x,y):y ≤ π-|x|,y ≤ |xsinx|,y ≥ 0. This means the required area is the area under the curve y=min(π-|x|,|xsinx|) and above the x -axis. So the area is A=∫ min(π-|x|,|xsinx|)dx over the values of x where the region exists. Since y ≥ 0 and y ≤ π-|x| , we must have π-|x| ≥ 0⟹|x| ≤ π. Hence the region lies in [-π,π] . Also, both functions π-|x| and |xsinx| are even functions, so the region is symmetric about the y -axis. Therefore, A=2∫_(0)^πmin(π-x,xsinx)dx. Now for 0 ≤ x ≤ π , we have sinx ≥ 0 , so |xsinx|=xsinx. Thus, A=2∫_(0)^πmin(π-x,xsinx)dx. Now compare π-x and xsinx on [0,π] . At x=0 , π-x=π,xsinx=0. At x=π , π-x=0,xsinx=0. Check where they meet: xsinx=π-x. It is easy to see that x=(π / 2) satisfies this, because (π / 2)sin(π / 2)=(π / 2)=π-(π / 2). Also, on [0,π/2] , we have xsinx ≤ π-x , and on [π/2,π] , we have π-x ≤ xsinx . So, A=2[∫_(0)^π/2xsinxdx+∫_(π/2)^π(π-x)dx]. Now evaluate each integral. First, ∫ xsinxdx=-xcosx+∫ cosxdx=-xcosx+sinx. Therefore, ∫_(0)^π/2xsinxdx=[-xcosx+sinx]_(0)^π/2=1. Next, ∫_(π/2)^π(π-x)dx. Let u=π-x . Then as x goes from π/2 to π , u goes from π/2 to 0 . Or directly, ∫_(π/2)^π(π-x)dx=[π x-\fracx^22]_(π/2)^π. Compute: At x=π , π^2-\fracπ^22=\fracπ^22. At x=(π / 2) , π · (π / 2)-(1 / 2)((π / 2))^2=\fracπ^22-\fracπ^28=\frac3π^28. So, ∫_(π/2)^π(π-x)dx=\fracπ^22-\frac3π^28=\fracπ^28. Hence, A=2(1+\fracπ^28)=2+\fracπ^24. Therefore, the correct answer is 2+\fracπ^24 So, Option B is correct.</w:t>
             </w:r>
           </w:p>
         </w:tc>

--- a/data/exports/area-under-the-curves_revision_notes.docx
+++ b/data/exports/area-under-the-curves_revision_notes.docx
@@ -189,7 +189,7 @@
                 <w:color w:val="2D3748"/>
                 <w:sz w:val="19"/>
               </w:rPr>
-              <w:t>Area Under The Curves — Standard Calculations &amp; Problem Archetypes</w:t>
+              <w:t>Area Under The Curves — Core Principles &amp; Governing Laws</w:t>
             </w:r>
           </w:p>
         </w:tc>
@@ -209,7 +209,7 @@
               <w:rPr>
                 <w:sz w:val="19"/>
               </w:rPr>
-              <w:t>95 PYQs</w:t>
+              <w:t>127 PYQs</w:t>
             </w:r>
           </w:p>
         </w:tc>
@@ -230,7 +230,7 @@
                 <w:color w:val="718096"/>
                 <w:sz w:val="19"/>
               </w:rPr>
-              <w:t>Quantitative Analysis</w:t>
+              <w:t>Core Principle</w:t>
             </w:r>
           </w:p>
         </w:tc>
@@ -276,7 +276,7 @@
                 <w:color w:val="2D3748"/>
                 <w:sz w:val="19"/>
               </w:rPr>
-              <w:t>Area Under The Curves — Applied Cases, Reactions &amp; Traps</w:t>
+              <w:t>Area Under The Curves — Standard Calculations &amp; Problem Archetypes</w:t>
             </w:r>
           </w:p>
         </w:tc>
@@ -296,7 +296,7 @@
               <w:rPr>
                 <w:sz w:val="19"/>
               </w:rPr>
-              <w:t>39 PYQs</w:t>
+              <w:t>43 PYQs</w:t>
             </w:r>
           </w:p>
         </w:tc>
@@ -317,7 +317,7 @@
                 <w:color w:val="718096"/>
                 <w:sz w:val="19"/>
               </w:rPr>
-              <w:t>Applied Topics</w:t>
+              <w:t>Quantitative Analysis</w:t>
             </w:r>
           </w:p>
         </w:tc>
@@ -338,10 +338,10 @@
             <w:r>
               <w:rPr>
                 <w:b/>
-                <w:color w:val="C53030"/>
+                <w:color w:val="718096"/>
                 <w:sz w:val="19"/>
               </w:rPr>
-              <w:t>Very High</w:t>
+              <w:t>Standard</w:t>
             </w:r>
           </w:p>
         </w:tc>
@@ -363,7 +363,7 @@
                 <w:color w:val="2D3748"/>
                 <w:sz w:val="19"/>
               </w:rPr>
-              <w:t>Area Under The Curves — Core Principles &amp; Governing Laws</w:t>
+              <w:t>Area Under The Curves — Applied Cases, Reactions &amp; Traps</w:t>
             </w:r>
           </w:p>
         </w:tc>
@@ -383,7 +383,7 @@
               <w:rPr>
                 <w:sz w:val="19"/>
               </w:rPr>
-              <w:t>37 PYQs</w:t>
+              <w:t>1 PYQs</w:t>
             </w:r>
           </w:p>
         </w:tc>
@@ -404,7 +404,7 @@
                 <w:color w:val="718096"/>
                 <w:sz w:val="19"/>
               </w:rPr>
-              <w:t>Core Principle</w:t>
+              <w:t>Applied Topics</w:t>
             </w:r>
           </w:p>
         </w:tc>
@@ -504,7 +504,7 @@
                 <w:color w:val="1A365D"/>
                 <w:sz w:val="19"/>
               </w:rPr>
-              <w:t>Area Under The Curves — Standard Calculations &amp; Problem Archetypes</w:t>
+              <w:t>Area Under The Curves — Core Principles &amp; Governing Laws</w:t>
             </w:r>
           </w:p>
         </w:tc>
@@ -526,7 +526,7 @@
                 <w:color w:val="2D3748"/>
                 <w:sz w:val="19"/>
               </w:rPr>
-              <w:t>\int_{0}^{1}(\sqrt{x}-x)dx, \quad (y-2)^{2}=x-1,, \quad y=x^{2}</w:t>
+              <w:t>x 2 = x + 2, \quad \frac{1}{k}=4b,k&gt;0, \quad x^{2}+4x+2 \le y \le |x+2|</w:t>
             </w:r>
           </w:p>
         </w:tc>
@@ -550,7 +550,7 @@
                 <w:color w:val="1A365D"/>
                 <w:sz w:val="19"/>
               </w:rPr>
-              <w:t>Area Under The Curves — Applied Cases, Reactions &amp; Traps</w:t>
+              <w:t>Area Under The Curves — Standard Calculations &amp; Problem Archetypes</w:t>
             </w:r>
           </w:p>
         </w:tc>
@@ -572,7 +572,7 @@
                 <w:color w:val="2D3748"/>
                 <w:sz w:val="19"/>
               </w:rPr>
-              <w:t>y=3x,2y=27-3x, \quad y=|\alpha x-5|-|1-\alpha x|+\alpha x^{2}, \quad {(x,y):x-2y+4⩾0,x+2y^{2}⩾0,x+4y^{2} \le 8,y⩾0}</w:t>
+              <w:t>x^{2}+y^{2}=4, \quad {(x,y):1-2x \le y \le 4-x^{2},x \ge 0,y \ge 0}, \quad f(x)=max{x^{2},1+[x]}</w:t>
             </w:r>
           </w:p>
         </w:tc>
@@ -596,7 +596,7 @@
                 <w:color w:val="1A365D"/>
                 <w:sz w:val="19"/>
               </w:rPr>
-              <w:t>Area Under The Curves — Core Principles &amp; Governing Laws</w:t>
+              <w:t>Area Under The Curves — Applied Cases, Reactions &amp; Traps</w:t>
             </w:r>
           </w:p>
         </w:tc>
@@ -618,7 +618,7 @@
                 <w:color w:val="2D3748"/>
                 <w:sz w:val="19"/>
               </w:rPr>
-              <w:t>is equal to __________., \quad \Rightarrow y=\frac{-4 \pm \sqrt{16+16}}{2}, \quad g(x)=[\begin{aligned} x^{2} &amp; x \ge 0 \\ x &amp; x&lt;0 \end{aligned}</w:t>
+              <w:t>{(x,y):0 \le y \le 6-x,y^{2} \ge 4x-3,x \ge 0}, \quad {(x,y):0 \le y \le 6-x,y^{2} \ge 4x-3,x \ge 0}.</w:t>
             </w:r>
           </w:p>
         </w:tc>
@@ -650,7 +650,215 @@
           <w:color w:val="2B6CB0"/>
           <w:sz w:val="24"/>
         </w:rPr>
-        <w:t>3.1 Area Under The Curves — Standard Calculations &amp; Problem Archetypes (Very High Yield — 95 PYQs)</w:t>
+        <w:t>3.1 Area Under The Curves — Core Principles &amp; Governing Laws (Very High Yield — 127 PYQs)</w:t>
+      </w:r>
+    </w:p>
+    <w:p>
+      <w:r>
+        <w:rPr>
+          <w:b/>
+          <w:sz w:val="20"/>
+        </w:rPr>
+        <w:t xml:space="preserve">Core Principle: </w:t>
+      </w:r>
+      <w:r>
+        <w:rPr>
+          <w:sz w:val="20"/>
+        </w:rPr>
+        <w:t>Fundamental definitions, core postulates, and governing physical/chemical relations in Area Under The Curves.</w:t>
+      </w:r>
+    </w:p>
+    <w:tbl>
+      <w:tblPr>
+        <w:tblW w:type="auto" w:w="0"/>
+        <w:jc w:val="center"/>
+        <w:tblLook w:firstColumn="1" w:firstRow="1" w:lastColumn="0" w:lastRow="0" w:noHBand="0" w:noVBand="1" w:val="04A0"/>
+      </w:tblPr>
+      <w:tblGrid>
+        <w:gridCol w:w="10080"/>
+      </w:tblGrid>
+      <w:tr>
+        <w:tc>
+          <w:tcPr>
+            <w:tcW w:type="dxa" w:w="10080"/>
+            <w:shd w:fill="FFF5F5"/>
+            <w:tcMar>
+              <w:top w:w="100" w:type="dxa"/>
+              <w:bottom w:w="100" w:type="dxa"/>
+              <w:left w:w="150" w:type="dxa"/>
+              <w:right w:w="150" w:type="dxa"/>
+            </w:tcMar>
+          </w:tcPr>
+          <w:p>
+            <w:r>
+              <w:rPr>
+                <w:b/>
+                <w:color w:val="C53030"/>
+                <w:sz w:val="19"/>
+              </w:rPr>
+              <w:t xml:space="preserve">⚠️ Common Trap / JEE Pitfall: </w:t>
+            </w:r>
+            <w:r>
+              <w:rPr>
+                <w:color w:val="2D3748"/>
+                <w:sz w:val="19"/>
+              </w:rPr>
+              <w:t>Carefully verify units, standard reference states, and sign conventions in Area Under The Curves.</w:t>
+            </w:r>
+          </w:p>
+        </w:tc>
+      </w:tr>
+    </w:tbl>
+    <w:tbl>
+      <w:tblPr>
+        <w:tblW w:type="auto" w:w="0"/>
+        <w:jc w:val="center"/>
+        <w:tblLook w:firstColumn="1" w:firstRow="1" w:lastColumn="0" w:lastRow="0" w:noHBand="0" w:noVBand="1" w:val="04A0"/>
+      </w:tblPr>
+      <w:tblGrid>
+        <w:gridCol w:w="10080"/>
+      </w:tblGrid>
+      <w:tr>
+        <w:tc>
+          <w:tcPr>
+            <w:tcW w:type="dxa" w:w="10080"/>
+            <w:shd w:fill="F0FFF4"/>
+            <w:tcMar>
+              <w:top w:w="100" w:type="dxa"/>
+              <w:bottom w:w="100" w:type="dxa"/>
+              <w:left w:w="150" w:type="dxa"/>
+              <w:right w:w="150" w:type="dxa"/>
+            </w:tcMar>
+          </w:tcPr>
+          <w:p>
+            <w:r>
+              <w:rPr>
+                <w:b/>
+                <w:color w:val="276749"/>
+                <w:sz w:val="19"/>
+              </w:rPr>
+              <w:t xml:space="preserve">💡 Speed Hack / Trick: </w:t>
+            </w:r>
+            <w:r>
+              <w:rPr>
+                <w:color w:val="2D3748"/>
+                <w:sz w:val="19"/>
+              </w:rPr>
+              <w:t>Focus on high-yield formulas and standard limiting approximations tested in Area Under The Curves PYQs.</w:t>
+            </w:r>
+          </w:p>
+        </w:tc>
+      </w:tr>
+    </w:tbl>
+    <w:p>
+      <w:pPr>
+        <w:spacing w:before="120" w:after="40"/>
+      </w:pPr>
+      <w:r>
+        <w:rPr>
+          <w:b/>
+          <w:color w:val="1A365D"/>
+          <w:sz w:val="19"/>
+        </w:rPr>
+        <w:t>Source PYQs testing this concept:</w:t>
+      </w:r>
+    </w:p>
+    <w:p>
+      <w:pPr>
+        <w:pStyle w:val="ListBullet"/>
+        <w:spacing w:after="40"/>
+      </w:pPr>
+      <w:r>
+        <w:rPr>
+          <w:b/>
+          <w:sz w:val="18"/>
+        </w:rPr>
+        <w:t xml:space="preserve">[2026 Evening Shift] Q#1 (MCQ): </w:t>
+      </w:r>
+      <w:r>
+        <w:rPr>
+          <w:sz w:val="18"/>
+        </w:rPr>
+        <w:t xml:space="preserve">"Let f:(1,∞) → R be a function defined as f(x)=(x-1 / x+1) . Let f^i+1(x)=f(f^i(x)),i=1,2,...,25 , where $f^{1..."  </w:t>
+      </w:r>
+      <w:r>
+        <w:rPr>
+          <w:b/>
+          <w:color w:val="2B6CB0"/>
+          <w:sz w:val="18"/>
+        </w:rPr>
+        <w:t>[Ans: N/A]</w:t>
+      </w:r>
+    </w:p>
+    <w:p>
+      <w:pPr>
+        <w:pStyle w:val="ListBullet"/>
+        <w:spacing w:after="40"/>
+      </w:pPr>
+      <w:r>
+        <w:rPr>
+          <w:b/>
+          <w:sz w:val="18"/>
+        </w:rPr>
+        <w:t xml:space="preserve">[2026 Morning Shift] Q#1 (MCQ): </w:t>
+      </w:r>
+      <w:r>
+        <w:rPr>
+          <w:sz w:val="18"/>
+        </w:rPr>
+        <w:t xml:space="preserve">"The area of the region R=(x,y):xy ≤ 27,1 ≤ y ≤ x^2 is equal to :..."  </w:t>
+      </w:r>
+      <w:r>
+        <w:rPr>
+          <w:b/>
+          <w:color w:val="2B6CB0"/>
+          <w:sz w:val="18"/>
+        </w:rPr>
+        <w:t>[Ans: N/A]</w:t>
+      </w:r>
+    </w:p>
+    <w:p>
+      <w:pPr>
+        <w:pStyle w:val="ListBullet"/>
+        <w:spacing w:after="40"/>
+      </w:pPr>
+      <w:r>
+        <w:rPr>
+          <w:b/>
+          <w:sz w:val="18"/>
+        </w:rPr>
+        <w:t xml:space="preserve">[2026 Evening Shift] Q#1 (MCQ): </w:t>
+      </w:r>
+      <w:r>
+        <w:rPr>
+          <w:sz w:val="18"/>
+        </w:rPr>
+        <w:t xml:space="preserve">"The area of the region A=(x,y):4x^2+y^2⩽8 and y^2⩽4x is:..."  </w:t>
+      </w:r>
+      <w:r>
+        <w:rPr>
+          <w:b/>
+          <w:color w:val="2B6CB0"/>
+          <w:sz w:val="18"/>
+        </w:rPr>
+        <w:t>[Ans: N/A]</w:t>
+      </w:r>
+    </w:p>
+    <w:p>
+      <w:pPr>
+        <w:spacing w:after="120"/>
+      </w:pPr>
+    </w:p>
+    <w:p>
+      <w:pPr>
+        <w:pStyle w:val="Heading2"/>
+      </w:pPr>
+      <w:r>
+        <w:rPr>
+          <w:color w:val="2B6CB0"/>
+          <w:sz w:val="24"/>
+        </w:rPr>
+        <w:t>3.2 Area Under The Curves — Standard Calculations &amp; Problem Archetypes (Very High Yield — 43 PYQs)</w:t>
       </w:r>
     </w:p>
     <w:p>
@@ -773,13 +981,13 @@
           <w:b/>
           <w:sz w:val="18"/>
         </w:rPr>
-        <w:t xml:space="preserve">[2026 Evening Shift] Q#1 (MCQ): </w:t>
+        <w:t xml:space="preserve">[2026 Morning Shift] Q#1 (MCQ): </w:t>
       </w:r>
       <w:r>
         <w:rPr>
           <w:sz w:val="18"/>
         </w:rPr>
-        <w:t xml:space="preserve">"Let f:(1,∞) → R be a function defined as f(x)=(x-1 / x+1) . Let f^i+1(x)=f(f^i(x)),i=1,2,...,25 , where $f^{1..."  </w:t>
+        <w:t xml:space="preserve">"The area of the region R=(x,y):xy ≤ 8,1 ≤ y ≤ x^2,x ≥ 0 is..."  </w:t>
       </w:r>
       <w:r>
         <w:rPr>
@@ -800,13 +1008,13 @@
           <w:b/>
           <w:sz w:val="18"/>
         </w:rPr>
-        <w:t xml:space="preserve">[2026 Morning Shift] Q#1 (MCQ): </w:t>
+        <w:t xml:space="preserve">[2026 Evening Shift] Q#1 (Numerical): </w:t>
       </w:r>
       <w:r>
         <w:rPr>
           <w:sz w:val="18"/>
         </w:rPr>
-        <w:t xml:space="preserve">"The area of the region R=(x,y):xy ≤ 27,1 ≤ y ≤ x^2 is equal to :..."  </w:t>
+        <w:t xml:space="preserve">"Let f:R → R be a function such that f(x)+3f((π / 2)-x)=sinx,x ∈ R . Let the maximum value of f on R be α . ..."  </w:t>
       </w:r>
       <w:r>
         <w:rPr>
@@ -814,7 +1022,7 @@
           <w:color w:val="2B6CB0"/>
           <w:sz w:val="18"/>
         </w:rPr>
-        <w:t>[Ans: N/A]</w:t>
+        <w:t>[Ans: 16]</w:t>
       </w:r>
     </w:p>
     <w:p>
@@ -827,13 +1035,13 @@
           <w:b/>
           <w:sz w:val="18"/>
         </w:rPr>
-        <w:t xml:space="preserve">[2026 Morning Shift] Q#1 (MCQ): </w:t>
+        <w:t xml:space="preserve">[2026 Evening Shift] Q#2 (MCQ): </w:t>
       </w:r>
       <w:r>
         <w:rPr>
           <w:sz w:val="18"/>
         </w:rPr>
-        <w:t xml:space="preserve">"The area of the region R=(x,y):xy ≤ 8,1 ≤ y ≤ x^2,x ≥ 0 is..."  </w:t>
+        <w:t xml:space="preserve">"The area of the region (x,y):x^2-8x ≤ y ≤ -x is :..."  </w:t>
       </w:r>
       <w:r>
         <w:rPr>
@@ -841,7 +1049,7 @@
           <w:color w:val="2B6CB0"/>
           <w:sz w:val="18"/>
         </w:rPr>
-        <w:t>[Ans: N/A]</w:t>
+        <w:t>[Ans: A]</w:t>
       </w:r>
     </w:p>
     <w:p>
@@ -858,7 +1066,7 @@
           <w:color w:val="2B6CB0"/>
           <w:sz w:val="24"/>
         </w:rPr>
-        <w:t>3.2 Area Under The Curves — Applied Cases, Reactions &amp; Traps (Very High Yield — 39 PYQs)</w:t>
+        <w:t>3.3 Area Under The Curves — Applied Cases, Reactions &amp; Traps (Standard Yield — 1 PYQs)</w:t>
       </w:r>
     </w:p>
     <w:p>
@@ -981,60 +1189,6 @@
           <w:b/>
           <w:sz w:val="18"/>
         </w:rPr>
-        <w:t xml:space="preserve">[2026 Evening Shift] Q#2 (MCQ): </w:t>
-      </w:r>
-      <w:r>
-        <w:rPr>
-          <w:sz w:val="18"/>
-        </w:rPr>
-        <w:t xml:space="preserve">"Let f(α) denote the area of the region in the first quadrant bounded by x=0,x=1,y^2=x and $y=|\alpha x-5|-|1-\alpha x|+\alpha x^{..."  </w:t>
-      </w:r>
-      <w:r>
-        <w:rPr>
-          <w:b/>
-          <w:color w:val="2B6CB0"/>
-          <w:sz w:val="18"/>
-        </w:rPr>
-        <w:t>[Ans: N/A]</w:t>
-      </w:r>
-    </w:p>
-    <w:p>
-      <w:pPr>
-        <w:pStyle w:val="ListBullet"/>
-        <w:spacing w:after="40"/>
-      </w:pPr>
-      <w:r>
-        <w:rPr>
-          <w:b/>
-          <w:sz w:val="18"/>
-        </w:rPr>
-        <w:t xml:space="preserve">[2026 Evening Shift] Q#2 (Numerical): </w:t>
-      </w:r>
-      <w:r>
-        <w:rPr>
-          <w:sz w:val="18"/>
-        </w:rPr>
-        <w:t xml:space="preserve">"If the area of the region bounded by 16x^2-9y^2=144 and 8x-3y=24 is A , then 3(A+6log_(e)(3)) is equal to ________...."  </w:t>
-      </w:r>
-      <w:r>
-        <w:rPr>
-          <w:b/>
-          <w:color w:val="2B6CB0"/>
-          <w:sz w:val="18"/>
-        </w:rPr>
-        <w:t>[Ans: 24]</w:t>
-      </w:r>
-    </w:p>
-    <w:p>
-      <w:pPr>
-        <w:pStyle w:val="ListBullet"/>
-        <w:spacing w:after="40"/>
-      </w:pPr>
-      <w:r>
-        <w:rPr>
-          <w:b/>
-          <w:sz w:val="18"/>
-        </w:rPr>
         <w:t xml:space="preserve">[2026 Morning Shift] Q#3 (MCQ): </w:t>
       </w:r>
       <w:r>
@@ -1050,214 +1204,6 @@
           <w:sz w:val="18"/>
         </w:rPr>
         <w:t>[Ans: B]</w:t>
-      </w:r>
-    </w:p>
-    <w:p>
-      <w:pPr>
-        <w:spacing w:after="120"/>
-      </w:pPr>
-    </w:p>
-    <w:p>
-      <w:pPr>
-        <w:pStyle w:val="Heading2"/>
-      </w:pPr>
-      <w:r>
-        <w:rPr>
-          <w:color w:val="2B6CB0"/>
-          <w:sz w:val="24"/>
-        </w:rPr>
-        <w:t>3.3 Area Under The Curves — Core Principles &amp; Governing Laws (Very High Yield — 37 PYQs)</w:t>
-      </w:r>
-    </w:p>
-    <w:p>
-      <w:r>
-        <w:rPr>
-          <w:b/>
-          <w:sz w:val="20"/>
-        </w:rPr>
-        <w:t xml:space="preserve">Core Principle: </w:t>
-      </w:r>
-      <w:r>
-        <w:rPr>
-          <w:sz w:val="20"/>
-        </w:rPr>
-        <w:t>Fundamental definitions, core postulates, and governing physical/chemical relations in Area Under The Curves.</w:t>
-      </w:r>
-    </w:p>
-    <w:tbl>
-      <w:tblPr>
-        <w:tblW w:type="auto" w:w="0"/>
-        <w:jc w:val="center"/>
-        <w:tblLook w:firstColumn="1" w:firstRow="1" w:lastColumn="0" w:lastRow="0" w:noHBand="0" w:noVBand="1" w:val="04A0"/>
-      </w:tblPr>
-      <w:tblGrid>
-        <w:gridCol w:w="10080"/>
-      </w:tblGrid>
-      <w:tr>
-        <w:tc>
-          <w:tcPr>
-            <w:tcW w:type="dxa" w:w="10080"/>
-            <w:shd w:fill="FFF5F5"/>
-            <w:tcMar>
-              <w:top w:w="100" w:type="dxa"/>
-              <w:bottom w:w="100" w:type="dxa"/>
-              <w:left w:w="150" w:type="dxa"/>
-              <w:right w:w="150" w:type="dxa"/>
-            </w:tcMar>
-          </w:tcPr>
-          <w:p>
-            <w:r>
-              <w:rPr>
-                <w:b/>
-                <w:color w:val="C53030"/>
-                <w:sz w:val="19"/>
-              </w:rPr>
-              <w:t xml:space="preserve">⚠️ Common Trap / JEE Pitfall: </w:t>
-            </w:r>
-            <w:r>
-              <w:rPr>
-                <w:color w:val="2D3748"/>
-                <w:sz w:val="19"/>
-              </w:rPr>
-              <w:t>Carefully verify units, standard reference states, and sign conventions in Area Under The Curves.</w:t>
-            </w:r>
-          </w:p>
-        </w:tc>
-      </w:tr>
-    </w:tbl>
-    <w:tbl>
-      <w:tblPr>
-        <w:tblW w:type="auto" w:w="0"/>
-        <w:jc w:val="center"/>
-        <w:tblLook w:firstColumn="1" w:firstRow="1" w:lastColumn="0" w:lastRow="0" w:noHBand="0" w:noVBand="1" w:val="04A0"/>
-      </w:tblPr>
-      <w:tblGrid>
-        <w:gridCol w:w="10080"/>
-      </w:tblGrid>
-      <w:tr>
-        <w:tc>
-          <w:tcPr>
-            <w:tcW w:type="dxa" w:w="10080"/>
-            <w:shd w:fill="F0FFF4"/>
-            <w:tcMar>
-              <w:top w:w="100" w:type="dxa"/>
-              <w:bottom w:w="100" w:type="dxa"/>
-              <w:left w:w="150" w:type="dxa"/>
-              <w:right w:w="150" w:type="dxa"/>
-            </w:tcMar>
-          </w:tcPr>
-          <w:p>
-            <w:r>
-              <w:rPr>
-                <w:b/>
-                <w:color w:val="276749"/>
-                <w:sz w:val="19"/>
-              </w:rPr>
-              <w:t xml:space="preserve">💡 Speed Hack / Trick: </w:t>
-            </w:r>
-            <w:r>
-              <w:rPr>
-                <w:color w:val="2D3748"/>
-                <w:sz w:val="19"/>
-              </w:rPr>
-              <w:t>Focus on high-yield formulas and standard limiting approximations tested in Area Under The Curves PYQs.</w:t>
-            </w:r>
-          </w:p>
-        </w:tc>
-      </w:tr>
-    </w:tbl>
-    <w:p>
-      <w:pPr>
-        <w:spacing w:before="120" w:after="40"/>
-      </w:pPr>
-      <w:r>
-        <w:rPr>
-          <w:b/>
-          <w:color w:val="1A365D"/>
-          <w:sz w:val="19"/>
-        </w:rPr>
-        <w:t>Source PYQs testing this concept:</w:t>
-      </w:r>
-    </w:p>
-    <w:p>
-      <w:pPr>
-        <w:pStyle w:val="ListBullet"/>
-        <w:spacing w:after="40"/>
-      </w:pPr>
-      <w:r>
-        <w:rPr>
-          <w:b/>
-          <w:sz w:val="18"/>
-        </w:rPr>
-        <w:t xml:space="preserve">[2026 Morning Shift] Q#3 (MCQ): </w:t>
-      </w:r>
-      <w:r>
-        <w:rPr>
-          <w:sz w:val="18"/>
-        </w:rPr>
-        <w:t xml:space="preserve">"The area of the region (x,y):y ≤ π-|x|,y ≤ |xsinx|,y ≥ 0 is:..."  </w:t>
-      </w:r>
-      <w:r>
-        <w:rPr>
-          <w:b/>
-          <w:color w:val="2B6CB0"/>
-          <w:sz w:val="18"/>
-        </w:rPr>
-        <w:t>[Ans: B]</w:t>
-      </w:r>
-    </w:p>
-    <w:p>
-      <w:pPr>
-        <w:pStyle w:val="ListBullet"/>
-        <w:spacing w:after="40"/>
-      </w:pPr>
-      <w:r>
-        <w:rPr>
-          <w:b/>
-          <w:sz w:val="18"/>
-        </w:rPr>
-        <w:t xml:space="preserve">[2026 Morning Shift] Q#3 (MCQ): </w:t>
-      </w:r>
-      <w:r>
-        <w:rPr>
-          <w:sz w:val="18"/>
-        </w:rPr>
-        <w:t xml:space="preserve">"Let A_(1) be the bounded area enclosed by the curves y=x^2+2,x+y=8 and y -axis that lies in the first quadrant. Let A_(2) be the b..."  </w:t>
-      </w:r>
-      <w:r>
-        <w:rPr>
-          <w:b/>
-          <w:color w:val="2B6CB0"/>
-          <w:sz w:val="18"/>
-        </w:rPr>
-        <w:t>[Ans: N/A]</w:t>
-      </w:r>
-    </w:p>
-    <w:p>
-      <w:pPr>
-        <w:pStyle w:val="ListBullet"/>
-        <w:spacing w:after="40"/>
-      </w:pPr>
-      <w:r>
-        <w:rPr>
-          <w:b/>
-          <w:sz w:val="18"/>
-        </w:rPr>
-        <w:t xml:space="preserve">[2026 Morning Shift] Q#3 (Numerical): </w:t>
-      </w:r>
-      <w:r>
-        <w:rPr>
-          <w:sz w:val="18"/>
-        </w:rPr>
-        <w:t xml:space="preserve">"Let the area of the region bounded by the curve y=maxsinx,cosx , lines x=0,x=(3π / 2) , and the x -axis be A . Then, A+A^2..."  </w:t>
-      </w:r>
-      <w:r>
-        <w:rPr>
-          <w:b/>
-          <w:color w:val="2B6CB0"/>
-          <w:sz w:val="18"/>
-        </w:rPr>
-        <w:t>[Ans: 12]</w:t>
       </w:r>
     </w:p>
     <w:p>
@@ -1413,129 +1359,6 @@
               <w:t>Solution Analysis:</w:t>
               <w:br/>
               <w:t>16x^2-9y^2=144 16x^2-(8x-24)^2=144 16x^2-64(x-3)^2=144 → x^2-4(x-3)^2=9 3x^2-24x+45 → x^2-8x+15=0 x=3,5 Area=∫_(3)^5√(\frac16x^2)-1449-(1 / 2) · 2 · (16 / 3) =(4 / 3)∫_(3)^5√(x^2)-9-(16 / 3) =(4 / 3)((x / 2)√(x^2)-9-(9 / 2)log_(e)(x+√(x^2)-9))_(3)^5-(16 / 3) =(4 / 3)((5 / 2) · 4-(9 / 2)log_(e)9-(3 / 2) · 0+(9 / 2)log_(e)3)-(16 / 3) Area=8-6log_(e)3=A ∴ A+6ℓ n3=8 ⇒ 3(A+6ℓ n3)=24</w:t>
-            </w:r>
-          </w:p>
-        </w:tc>
-      </w:tr>
-    </w:tbl>
-    <w:p>
-      <w:pPr>
-        <w:spacing w:after="120"/>
-      </w:pPr>
-    </w:p>
-    <w:p>
-      <w:pPr>
-        <w:spacing w:before="160" w:after="40"/>
-      </w:pPr>
-      <w:r>
-        <w:rPr>
-          <w:b/>
-          <w:color w:val="1A365D"/>
-          <w:sz w:val="22"/>
-        </w:rPr>
-        <w:t>Benchmark Problem 3: JEE Main 2026 (Online) 4th April Morning Shift (Q#3)</w:t>
-      </w:r>
-    </w:p>
-    <w:p>
-      <w:pPr>
-        <w:spacing w:after="80"/>
-      </w:pPr>
-      <w:r>
-        <w:rPr>
-          <w:sz w:val="20"/>
-        </w:rPr>
-        <w:t>The area of the region (x,y):y ≤ π-|x|,y ≤ |xsinx|,y ≥ 0 is:</w:t>
-      </w:r>
-    </w:p>
-    <w:p>
-      <w:pPr>
-        <w:pStyle w:val="ListBullet"/>
-        <w:spacing w:after="20"/>
-      </w:pPr>
-      <w:r>
-        <w:rPr>
-          <w:sz w:val="19"/>
-        </w:rPr>
-        <w:t>(A) 1+\fracπ^28</w:t>
-      </w:r>
-    </w:p>
-    <w:p>
-      <w:pPr>
-        <w:pStyle w:val="ListBullet"/>
-        <w:spacing w:after="20"/>
-      </w:pPr>
-      <w:r>
-        <w:rPr>
-          <w:b/>
-          <w:color w:val="276749"/>
-          <w:sz w:val="19"/>
-        </w:rPr>
-        <w:t>(B) 2+\fracπ^24</w:t>
-      </w:r>
-    </w:p>
-    <w:p>
-      <w:pPr>
-        <w:pStyle w:val="ListBullet"/>
-        <w:spacing w:after="20"/>
-      </w:pPr>
-      <w:r>
-        <w:rPr>
-          <w:sz w:val="19"/>
-        </w:rPr>
-        <w:t>(C) \fracπ^28-1</w:t>
-      </w:r>
-    </w:p>
-    <w:p>
-      <w:pPr>
-        <w:pStyle w:val="ListBullet"/>
-        <w:spacing w:after="20"/>
-      </w:pPr>
-      <w:r>
-        <w:rPr>
-          <w:sz w:val="19"/>
-        </w:rPr>
-        <w:t>(D) 4+\fracπ^22</w:t>
-      </w:r>
-    </w:p>
-    <w:tbl>
-      <w:tblPr>
-        <w:tblW w:type="auto" w:w="0"/>
-        <w:jc w:val="center"/>
-        <w:tblLook w:firstColumn="1" w:firstRow="1" w:lastColumn="0" w:lastRow="0" w:noHBand="0" w:noVBand="1" w:val="04A0"/>
-      </w:tblPr>
-      <w:tblGrid>
-        <w:gridCol w:w="10080"/>
-      </w:tblGrid>
-      <w:tr>
-        <w:tc>
-          <w:tcPr>
-            <w:tcW w:type="dxa" w:w="10080"/>
-            <w:shd w:fill="F7FAFC"/>
-            <w:tcMar>
-              <w:top w:w="100" w:type="dxa"/>
-              <w:bottom w:w="100" w:type="dxa"/>
-              <w:left w:w="150" w:type="dxa"/>
-              <w:right w:w="150" w:type="dxa"/>
-            </w:tcMar>
-          </w:tcPr>
-          <w:p>
-            <w:r>
-              <w:rPr>
-                <w:b/>
-                <w:color w:val="1A365D"/>
-                <w:sz w:val="19"/>
-              </w:rPr>
-              <w:t>Correct Answer: B</w:t>
-              <w:br/>
-            </w:r>
-            <w:r>
-              <w:rPr>
-                <w:color w:val="2D3748"/>
-                <w:sz w:val="18"/>
-              </w:rPr>
-              <w:t>Solution Analysis:</w:t>
-              <w:br/>
-              <w:t>We need the area of the region (x,y):y ≤ π-|x|,y ≤ |xsinx|,y ≥ 0. This means the required area is the area under the curve y=min(π-|x|,|xsinx|) and above the x -axis. So the area is A=∫ min(π-|x|,|xsinx|)dx over the values of x where the region exists. Since y ≥ 0 and y ≤ π-|x| , we must have π-|x| ≥ 0⟹|x| ≤ π. Hence the region lies in [-π,π] . Also, both functions π-|x| and |xsinx| are even functions, so the region is symmetric about the y -axis. Therefore, A=2∫_(0)^πmin(π-x,xsinx)dx. Now for 0 ≤ x ≤ π , we have sinx ≥ 0 , so |xsinx|=xsinx. Thus, A=2∫_(0)^πmin(π-x,xsinx)dx. Now compare π-x and xsinx on [0,π] . At x=0 , π-x=π,xsinx=0. At x=π , π-x=0,xsinx=0. Check where they meet: xsinx=π-x. It is easy to see that x=(π / 2) satisfies this, because (π / 2)sin(π / 2)=(π / 2)=π-(π / 2). Also, on [0,π/2] , we have xsinx ≤ π-x , and on [π/2,π] , we have π-x ≤ xsinx . So, A=2[∫_(0)^π/2xsinxdx+∫_(π/2)^π(π-x)dx]. Now evaluate each integral. First, ∫ xsinxdx=-xcosx+∫ cosxdx=-xcosx+sinx. Therefore, ∫_(0)^π/2xsinxdx=[-xcosx+sinx]_(0)^π/2=1. Next, ∫_(π/2)^π(π-x)dx. Let u=π-x . Then as x goes from π/2 to π , u goes from π/2 to 0 . Or directly, ∫_(π/2)^π(π-x)dx=[π x-\fracx^22]_(π/2)^π. Compute: At x=π , π^2-\fracπ^22=\fracπ^22. At x=(π / 2) , π · (π / 2)-(1 / 2)((π / 2))^2=\fracπ^22-\fracπ^28=\frac3π^28. So, ∫_(π/2)^π(π-x)dx=\fracπ^22-\frac3π^28=\fracπ^28. Hence, A=2(1+\fracπ^28)=2+\fracπ^24. Therefore, the correct answer is 2+\fracπ^24 So, Option B is correct.</w:t>
             </w:r>
           </w:p>
         </w:tc>
